--- a/_Лисенков/Печатные платы список линия 2.docx
+++ b/_Лисенков/Печатные платы список линия 2.docx
@@ -1,6 +1,6 @@
 
 <file path=word/document.xml><?xml version="1.0" encoding="utf-8"?>
-<w:document xmlns:wpc="http://schemas.microsoft.com/office/word/2010/wordprocessingCanvas" xmlns:cx="http://schemas.microsoft.com/office/drawing/2014/chartex" xmlns:mc="http://schemas.openxmlformats.org/markup-compatibility/2006" xmlns:o="urn:schemas-microsoft-com:office:office" xmlns:r="http://schemas.openxmlformats.org/officeDocument/2006/relationships" xmlns:m="http://schemas.openxmlformats.org/officeDocument/2006/math" xmlns:v="urn:schemas-microsoft-com:vml" xmlns:wp14="http://schemas.microsoft.com/office/word/2010/wordprocessingDrawing" xmlns:wp="http://schemas.openxmlformats.org/drawingml/2006/wordprocessingDrawing" xmlns:w10="urn:schemas-microsoft-com:office:word" xmlns:w="http://schemas.openxmlformats.org/wordprocessingml/2006/main" xmlns:w14="http://schemas.microsoft.com/office/word/2010/wordml" xmlns:w15="http://schemas.microsoft.com/office/word/2012/wordml" xmlns:w16se="http://schemas.microsoft.com/office/word/2015/wordml/symex" xmlns:wpg="http://schemas.microsoft.com/office/word/2010/wordprocessingGroup" xmlns:wpi="http://schemas.microsoft.com/office/word/2010/wordprocessingInk" xmlns:wne="http://schemas.microsoft.com/office/word/2006/wordml" xmlns:wps="http://schemas.microsoft.com/office/word/2010/wordprocessingShape" mc:Ignorable="w14 w15 w16se wp14">
+<w:document xmlns:wpc="http://schemas.microsoft.com/office/word/2010/wordprocessingCanvas" xmlns:cx="http://schemas.microsoft.com/office/drawing/2014/chartex" xmlns:cx1="http://schemas.microsoft.com/office/drawing/2015/9/8/chartex" xmlns:cx2="http://schemas.microsoft.com/office/drawing/2015/10/21/chartex" xmlns:cx3="http://schemas.microsoft.com/office/drawing/2016/5/9/chartex" xmlns:cx4="http://schemas.microsoft.com/office/drawing/2016/5/10/chartex" xmlns:cx5="http://schemas.microsoft.com/office/drawing/2016/5/11/chartex" xmlns:cx6="http://schemas.microsoft.com/office/drawing/2016/5/12/chartex" xmlns:cx7="http://schemas.microsoft.com/office/drawing/2016/5/13/chartex" xmlns:cx8="http://schemas.microsoft.com/office/drawing/2016/5/14/chartex" xmlns:mc="http://schemas.openxmlformats.org/markup-compatibility/2006" xmlns:aink="http://schemas.microsoft.com/office/drawing/2016/ink" xmlns:am3d="http://schemas.microsoft.com/office/drawing/2017/model3d" xmlns:o="urn:schemas-microsoft-com:office:office" xmlns:oel="http://schemas.microsoft.com/office/2019/extlst" xmlns:r="http://schemas.openxmlformats.org/officeDocument/2006/relationships" xmlns:m="http://schemas.openxmlformats.org/officeDocument/2006/math" xmlns:v="urn:schemas-microsoft-com:vml" xmlns:wp14="http://schemas.microsoft.com/office/word/2010/wordprocessingDrawing" xmlns:wp="http://schemas.openxmlformats.org/drawingml/2006/wordprocessingDrawing" xmlns:w10="urn:schemas-microsoft-com:office:word" xmlns:w="http://schemas.openxmlformats.org/wordprocessingml/2006/main" xmlns:w14="http://schemas.microsoft.com/office/word/2010/wordml" xmlns:w15="http://schemas.microsoft.com/office/word/2012/wordml" xmlns:w16cex="http://schemas.microsoft.com/office/word/2018/wordml/cex" xmlns:w16cid="http://schemas.microsoft.com/office/word/2016/wordml/cid" xmlns:w16="http://schemas.microsoft.com/office/word/2018/wordml" xmlns:w16du="http://schemas.microsoft.com/office/word/2023/wordml/word16du" xmlns:w16sdtdh="http://schemas.microsoft.com/office/word/2020/wordml/sdtdatahash" xmlns:w16sdtfl="http://schemas.microsoft.com/office/word/2024/wordml/sdtformatlock" xmlns:w16se="http://schemas.microsoft.com/office/word/2015/wordml/symex" xmlns:wpg="http://schemas.microsoft.com/office/word/2010/wordprocessingGroup" xmlns:wpi="http://schemas.microsoft.com/office/word/2010/wordprocessingInk" xmlns:wne="http://schemas.microsoft.com/office/word/2006/wordml" xmlns:wps="http://schemas.microsoft.com/office/word/2010/wordprocessingShape" mc:Ignorable="w14 w15 w16se w16cid w16 w16cex w16sdtdh w16sdtfl w16du wp14">
   <w:body>
     <w:p>
       <w:pPr>
@@ -111,21 +111,29 @@
           <w:sz w:val="24"/>
           <w:szCs w:val="24"/>
         </w:rPr>
-        <w:t>Анализатор ВАХ</w:t>
+        <w:t xml:space="preserve">Анализатор </w:t>
+      </w:r>
+      <w:r>
+        <w:rPr>
+          <w:b/>
+          <w:sz w:val="24"/>
+          <w:szCs w:val="24"/>
+        </w:rPr>
+        <w:t>ВАХ</w:t>
       </w:r>
       <w:r>
         <w:rPr>
           <w:sz w:val="24"/>
           <w:szCs w:val="24"/>
         </w:rPr>
-        <w:t xml:space="preserve">    </w:t>
+        <w:t xml:space="preserve"> (</w:t>
       </w:r>
       <w:r>
         <w:rPr>
           <w:sz w:val="24"/>
           <w:szCs w:val="24"/>
         </w:rPr>
-        <w:t>(«Линия</w:t>
+        <w:t>«Линия</w:t>
       </w:r>
       <w:r>
         <w:rPr>
@@ -431,6 +439,7 @@
               <w:t xml:space="preserve"> (</w:t>
             </w:r>
             <w:proofErr w:type="spellStart"/>
+            <w:proofErr w:type="gramStart"/>
             <w:r>
               <w:t>Altium</w:t>
             </w:r>
@@ -439,7 +448,11 @@
               <w:t>)</w:t>
             </w:r>
             <w:r>
-              <w:t xml:space="preserve">  01.08.25</w:t>
+              <w:t xml:space="preserve">  01</w:t>
+            </w:r>
+            <w:proofErr w:type="gramEnd"/>
+            <w:r>
+              <w:t>.08.25</w:t>
             </w:r>
           </w:p>
         </w:tc>
@@ -547,6 +560,7 @@
               <w:t xml:space="preserve"> (</w:t>
             </w:r>
             <w:proofErr w:type="spellStart"/>
+            <w:proofErr w:type="gramStart"/>
             <w:r>
               <w:t>Altium</w:t>
             </w:r>
@@ -555,7 +569,11 @@
               <w:t>)</w:t>
             </w:r>
             <w:r>
-              <w:t xml:space="preserve">  01.08.25</w:t>
+              <w:t xml:space="preserve">  01</w:t>
+            </w:r>
+            <w:proofErr w:type="gramEnd"/>
+            <w:r>
+              <w:t>.08.25</w:t>
             </w:r>
           </w:p>
         </w:tc>
@@ -790,7 +808,6 @@
             <w:tcW w:w="3969" w:type="dxa"/>
           </w:tcPr>
           <w:p/>
-          <w:p/>
         </w:tc>
         <w:tc>
           <w:tcPr>
@@ -1003,6 +1020,7 @@
               </w:rPr>
               <w:t>УШЯИ.687243.</w:t>
             </w:r>
+            <w:proofErr w:type="gramStart"/>
             <w:r>
               <w:rPr>
                 <w:b/>
@@ -1010,7 +1028,11 @@
               <w:t>352</w:t>
             </w:r>
             <w:r>
-              <w:t xml:space="preserve">  плата измерителя</w:t>
+              <w:t xml:space="preserve">  плата</w:t>
+            </w:r>
+            <w:proofErr w:type="gramEnd"/>
+            <w:r>
+              <w:t xml:space="preserve"> измерителя</w:t>
             </w:r>
           </w:p>
         </w:tc>
@@ -1022,8 +1044,19 @@
             </w:tcBorders>
           </w:tcPr>
           <w:p>
+            <w:pPr>
+              <w:rPr>
+                <w:lang w:val="en-US"/>
+              </w:rPr>
+            </w:pPr>
             <w:r>
               <w:t>УШЯИ.758723.</w:t>
+            </w:r>
+            <w:r>
+              <w:rPr>
+                <w:lang w:val="en-US"/>
+              </w:rPr>
+              <w:t>275</w:t>
             </w:r>
           </w:p>
           <w:p/>
@@ -1031,28 +1064,336 @@
           <w:p/>
           <w:p/>
           <w:p>
+            <w:pPr>
+              <w:rPr>
+                <w:lang w:val="en-US"/>
+              </w:rPr>
+            </w:pPr>
             <w:r>
               <w:t>УШЯИ.758723.</w:t>
+            </w:r>
+            <w:r>
+              <w:rPr>
+                <w:lang w:val="en-US"/>
+              </w:rPr>
+              <w:t>276</w:t>
             </w:r>
           </w:p>
           <w:p/>
           <w:p/>
-          <w:p>
-            <w:bookmarkStart w:id="0" w:name="_GoBack"/>
-            <w:bookmarkEnd w:id="0"/>
-          </w:p>
-          <w:p>
+          <w:p/>
+          <w:p>
+            <w:pPr>
+              <w:rPr>
+                <w:lang w:val="en-US"/>
+              </w:rPr>
+            </w:pPr>
             <w:r>
               <w:t>УШЯИ.758725.</w:t>
             </w:r>
+            <w:r>
+              <w:rPr>
+                <w:lang w:val="en-US"/>
+              </w:rPr>
+              <w:t>634</w:t>
+            </w:r>
           </w:p>
         </w:tc>
         <w:tc>
           <w:tcPr>
             <w:tcW w:w="3969" w:type="dxa"/>
           </w:tcPr>
+          <w:p>
+            <w:pPr>
+              <w:rPr>
+                <w:lang w:val="en-US"/>
+              </w:rPr>
+            </w:pPr>
+            <w:r>
+              <w:t>УШЯИ</w:t>
+            </w:r>
+            <w:r>
+              <w:rPr>
+                <w:lang w:val="en-US"/>
+              </w:rPr>
+              <w:t xml:space="preserve"> </w:t>
+            </w:r>
+            <w:proofErr w:type="gramStart"/>
+            <w:r>
+              <w:t>758723.</w:t>
+            </w:r>
+            <w:r>
+              <w:rPr>
+                <w:lang w:val="en-US"/>
+              </w:rPr>
+              <w:t>275</w:t>
+            </w:r>
+            <w:r>
+              <w:t>.</w:t>
+            </w:r>
+            <w:proofErr w:type="spellStart"/>
+            <w:r>
+              <w:t>PcbDoc</w:t>
+            </w:r>
+            <w:proofErr w:type="spellEnd"/>
+            <w:proofErr w:type="gramEnd"/>
+            <w:r>
+              <w:t xml:space="preserve"> (</w:t>
+            </w:r>
+            <w:proofErr w:type="spellStart"/>
+            <w:r>
+              <w:t>Altium</w:t>
+            </w:r>
+            <w:proofErr w:type="spellEnd"/>
+            <w:r>
+              <w:t>)</w:t>
+            </w:r>
+          </w:p>
+          <w:p>
+            <w:pPr>
+              <w:rPr>
+                <w:lang w:val="en-US"/>
+              </w:rPr>
+            </w:pPr>
+            <w:r>
+              <w:t>2</w:t>
+            </w:r>
+            <w:r>
+              <w:rPr>
+                <w:lang w:val="en-US"/>
+              </w:rPr>
+              <w:t>3</w:t>
+            </w:r>
+            <w:r>
+              <w:t>.0</w:t>
+            </w:r>
+            <w:r>
+              <w:rPr>
+                <w:lang w:val="en-US"/>
+              </w:rPr>
+              <w:t>2</w:t>
+            </w:r>
+            <w:r>
+              <w:t>.2</w:t>
+            </w:r>
+            <w:r>
+              <w:rPr>
+                <w:lang w:val="en-US"/>
+              </w:rPr>
+              <w:t>6</w:t>
+            </w:r>
+          </w:p>
           <w:p/>
-          <w:p/>
+          <w:p>
+            <w:pPr>
+              <w:rPr>
+                <w:lang w:val="en-US"/>
+              </w:rPr>
+            </w:pPr>
+          </w:p>
+          <w:p>
+            <w:pPr>
+              <w:rPr>
+                <w:lang w:val="en-US"/>
+              </w:rPr>
+            </w:pPr>
+          </w:p>
+          <w:p>
+            <w:pPr>
+              <w:rPr>
+                <w:lang w:val="en-US"/>
+              </w:rPr>
+            </w:pPr>
+            <w:r>
+              <w:t>УШЯИ</w:t>
+            </w:r>
+            <w:r>
+              <w:rPr>
+                <w:lang w:val="en-US"/>
+              </w:rPr>
+              <w:t xml:space="preserve"> </w:t>
+            </w:r>
+            <w:proofErr w:type="gramStart"/>
+            <w:r>
+              <w:t>758723.</w:t>
+            </w:r>
+            <w:r>
+              <w:rPr>
+                <w:lang w:val="en-US"/>
+              </w:rPr>
+              <w:t>27</w:t>
+            </w:r>
+            <w:r>
+              <w:rPr>
+                <w:lang w:val="en-US"/>
+              </w:rPr>
+              <w:t>6</w:t>
+            </w:r>
+            <w:r>
+              <w:t>.</w:t>
+            </w:r>
+            <w:proofErr w:type="spellStart"/>
+            <w:r>
+              <w:t>PcbDoc</w:t>
+            </w:r>
+            <w:proofErr w:type="spellEnd"/>
+            <w:proofErr w:type="gramEnd"/>
+            <w:r>
+              <w:t xml:space="preserve"> (</w:t>
+            </w:r>
+            <w:proofErr w:type="spellStart"/>
+            <w:r>
+              <w:t>Altium</w:t>
+            </w:r>
+            <w:proofErr w:type="spellEnd"/>
+            <w:r>
+              <w:t>)</w:t>
+            </w:r>
+          </w:p>
+          <w:p>
+            <w:pPr>
+              <w:rPr>
+                <w:lang w:val="en-US"/>
+              </w:rPr>
+            </w:pPr>
+            <w:r>
+              <w:t>2</w:t>
+            </w:r>
+            <w:r>
+              <w:rPr>
+                <w:lang w:val="en-US"/>
+              </w:rPr>
+              <w:t>3</w:t>
+            </w:r>
+            <w:r>
+              <w:t>.0</w:t>
+            </w:r>
+            <w:r>
+              <w:rPr>
+                <w:lang w:val="en-US"/>
+              </w:rPr>
+              <w:t>2</w:t>
+            </w:r>
+            <w:r>
+              <w:t>.2</w:t>
+            </w:r>
+            <w:r>
+              <w:rPr>
+                <w:lang w:val="en-US"/>
+              </w:rPr>
+              <w:t>6</w:t>
+            </w:r>
+          </w:p>
+          <w:p>
+            <w:pPr>
+              <w:rPr>
+                <w:lang w:val="en-US"/>
+              </w:rPr>
+            </w:pPr>
+          </w:p>
+          <w:p>
+            <w:pPr>
+              <w:rPr>
+                <w:lang w:val="en-US"/>
+              </w:rPr>
+            </w:pPr>
+          </w:p>
+          <w:p>
+            <w:pPr>
+              <w:rPr>
+                <w:lang w:val="en-US"/>
+              </w:rPr>
+            </w:pPr>
+            <w:r>
+              <w:t>УШЯИ</w:t>
+            </w:r>
+            <w:r>
+              <w:rPr>
+                <w:lang w:val="en-US"/>
+              </w:rPr>
+              <w:t xml:space="preserve"> </w:t>
+            </w:r>
+            <w:proofErr w:type="gramStart"/>
+            <w:r>
+              <w:t>75872</w:t>
+            </w:r>
+            <w:r>
+              <w:rPr>
+                <w:lang w:val="en-US"/>
+              </w:rPr>
+              <w:t>5</w:t>
+            </w:r>
+            <w:r>
+              <w:t>.</w:t>
+            </w:r>
+            <w:r>
+              <w:rPr>
+                <w:lang w:val="en-US"/>
+              </w:rPr>
+              <w:t>634</w:t>
+            </w:r>
+            <w:r>
+              <w:t>.</w:t>
+            </w:r>
+            <w:proofErr w:type="spellStart"/>
+            <w:r>
+              <w:t>PcbDoc</w:t>
+            </w:r>
+            <w:proofErr w:type="spellEnd"/>
+            <w:proofErr w:type="gramEnd"/>
+            <w:r>
+              <w:t xml:space="preserve"> (</w:t>
+            </w:r>
+            <w:proofErr w:type="spellStart"/>
+            <w:r>
+              <w:t>Altium</w:t>
+            </w:r>
+            <w:proofErr w:type="spellEnd"/>
+            <w:r>
+              <w:t>)</w:t>
+            </w:r>
+          </w:p>
+          <w:p>
+            <w:pPr>
+              <w:rPr>
+                <w:lang w:val="en-US"/>
+              </w:rPr>
+            </w:pPr>
+            <w:r>
+              <w:t>2</w:t>
+            </w:r>
+            <w:r>
+              <w:rPr>
+                <w:lang w:val="en-US"/>
+              </w:rPr>
+              <w:t>3</w:t>
+            </w:r>
+            <w:r>
+              <w:t>.0</w:t>
+            </w:r>
+            <w:r>
+              <w:rPr>
+                <w:lang w:val="en-US"/>
+              </w:rPr>
+              <w:t>2</w:t>
+            </w:r>
+            <w:r>
+              <w:t>.2</w:t>
+            </w:r>
+            <w:r>
+              <w:rPr>
+                <w:lang w:val="en-US"/>
+              </w:rPr>
+              <w:t>6</w:t>
+            </w:r>
+          </w:p>
+          <w:p>
+            <w:pPr>
+              <w:rPr>
+                <w:lang w:val="en-US"/>
+              </w:rPr>
+            </w:pPr>
+          </w:p>
         </w:tc>
         <w:tc>
           <w:tcPr>
@@ -1317,16 +1658,64 @@
               <w:rPr>
                 <w:lang w:val="en-US"/>
               </w:rPr>
-              <w:t xml:space="preserve"> (</w:t>
+              <w:t xml:space="preserve"> (Altium</w:t>
+            </w:r>
+            <w:proofErr w:type="gramStart"/>
+            <w:r>
+              <w:rPr>
+                <w:lang w:val="en-US"/>
+              </w:rPr>
+              <w:t>)  15.10.25</w:t>
+            </w:r>
+            <w:proofErr w:type="gramEnd"/>
+          </w:p>
+          <w:p>
+            <w:pPr>
+              <w:rPr>
+                <w:lang w:val="en-US"/>
+              </w:rPr>
+            </w:pPr>
+          </w:p>
+          <w:p>
+            <w:pPr>
+              <w:rPr>
+                <w:lang w:val="en-US"/>
+              </w:rPr>
+            </w:pPr>
+          </w:p>
+          <w:p>
+            <w:pPr>
+              <w:rPr>
+                <w:lang w:val="en-US"/>
+              </w:rPr>
+            </w:pPr>
+          </w:p>
+          <w:p>
+            <w:pPr>
+              <w:rPr>
+                <w:lang w:val="en-US"/>
+              </w:rPr>
+            </w:pPr>
+            <w:r>
+              <w:rPr>
+                <w:lang w:val="en-US"/>
+              </w:rPr>
+              <w:t xml:space="preserve">758727.205 </w:t>
             </w:r>
             <w:proofErr w:type="spellStart"/>
             <w:r>
               <w:rPr>
                 <w:lang w:val="en-US"/>
               </w:rPr>
-              <w:t>Altium</w:t>
+              <w:t>PcbDoc</w:t>
             </w:r>
             <w:proofErr w:type="spellEnd"/>
+            <w:r>
+              <w:rPr>
+                <w:lang w:val="en-US"/>
+              </w:rPr>
+              <w:t xml:space="preserve"> (Altium</w:t>
+            </w:r>
             <w:proofErr w:type="gramStart"/>
             <w:r>
               <w:rPr>
@@ -1356,19 +1745,6 @@
                 <w:lang w:val="en-US"/>
               </w:rPr>
             </w:pPr>
-          </w:p>
-          <w:p>
-            <w:pPr>
-              <w:rPr>
-                <w:lang w:val="en-US"/>
-              </w:rPr>
-            </w:pPr>
-            <w:r>
-              <w:rPr>
-                <w:lang w:val="en-US"/>
-              </w:rPr>
-              <w:t xml:space="preserve">758727.205 </w:t>
-            </w:r>
             <w:proofErr w:type="spellStart"/>
             <w:r>
               <w:rPr>
@@ -1381,72 +1757,7 @@
               <w:rPr>
                 <w:lang w:val="en-US"/>
               </w:rPr>
-              <w:t xml:space="preserve"> (</w:t>
-            </w:r>
-            <w:proofErr w:type="spellStart"/>
-            <w:r>
-              <w:rPr>
-                <w:lang w:val="en-US"/>
-              </w:rPr>
-              <w:t>Altium</w:t>
-            </w:r>
-            <w:proofErr w:type="spellEnd"/>
-            <w:proofErr w:type="gramStart"/>
-            <w:r>
-              <w:rPr>
-                <w:lang w:val="en-US"/>
-              </w:rPr>
-              <w:t>)  15.10.25</w:t>
-            </w:r>
-            <w:proofErr w:type="gramEnd"/>
-          </w:p>
-          <w:p>
-            <w:pPr>
-              <w:rPr>
-                <w:lang w:val="en-US"/>
-              </w:rPr>
-            </w:pPr>
-          </w:p>
-          <w:p>
-            <w:pPr>
-              <w:rPr>
-                <w:lang w:val="en-US"/>
-              </w:rPr>
-            </w:pPr>
-          </w:p>
-          <w:p>
-            <w:pPr>
-              <w:rPr>
-                <w:lang w:val="en-US"/>
-              </w:rPr>
-            </w:pPr>
-            <w:proofErr w:type="spellStart"/>
-            <w:r>
-              <w:rPr>
-                <w:lang w:val="en-US"/>
-              </w:rPr>
-              <w:t>PcbDoc</w:t>
-            </w:r>
-            <w:proofErr w:type="spellEnd"/>
-            <w:r>
-              <w:rPr>
-                <w:lang w:val="en-US"/>
-              </w:rPr>
-              <w:t xml:space="preserve"> (</w:t>
-            </w:r>
-            <w:proofErr w:type="spellStart"/>
-            <w:r>
-              <w:rPr>
-                <w:lang w:val="en-US"/>
-              </w:rPr>
-              <w:t>Altium</w:t>
-            </w:r>
-            <w:proofErr w:type="spellEnd"/>
-            <w:r>
-              <w:rPr>
-                <w:lang w:val="en-US"/>
-              </w:rPr>
-              <w:t xml:space="preserve">)  </w:t>
+              <w:t xml:space="preserve"> (Altium)  </w:t>
             </w:r>
           </w:p>
         </w:tc>
@@ -1875,8 +2186,13 @@
               </w:rPr>
               <w:t xml:space="preserve">  </w:t>
             </w:r>
-            <w:r>
-              <w:t>транс  (шл25х50)</w:t>
+            <w:proofErr w:type="gramStart"/>
+            <w:r>
+              <w:t>транс  (</w:t>
+            </w:r>
+            <w:proofErr w:type="gramEnd"/>
+            <w:r>
+              <w:t>шл25х50)</w:t>
             </w:r>
           </w:p>
         </w:tc>
@@ -1985,7 +2301,7 @@
 </file>
 
 <file path=word/styles.xml><?xml version="1.0" encoding="utf-8"?>
-<w:styles xmlns:mc="http://schemas.openxmlformats.org/markup-compatibility/2006" xmlns:r="http://schemas.openxmlformats.org/officeDocument/2006/relationships" xmlns:w="http://schemas.openxmlformats.org/wordprocessingml/2006/main" xmlns:w14="http://schemas.microsoft.com/office/word/2010/wordml" xmlns:w15="http://schemas.microsoft.com/office/word/2012/wordml" xmlns:w16se="http://schemas.microsoft.com/office/word/2015/wordml/symex" mc:Ignorable="w14 w15 w16se">
+<w:styles xmlns:mc="http://schemas.openxmlformats.org/markup-compatibility/2006" xmlns:r="http://schemas.openxmlformats.org/officeDocument/2006/relationships" xmlns:w="http://schemas.openxmlformats.org/wordprocessingml/2006/main" xmlns:w14="http://schemas.microsoft.com/office/word/2010/wordml" xmlns:w15="http://schemas.microsoft.com/office/word/2012/wordml" xmlns:w16cex="http://schemas.microsoft.com/office/word/2018/wordml/cex" xmlns:w16cid="http://schemas.microsoft.com/office/word/2016/wordml/cid" xmlns:w16="http://schemas.microsoft.com/office/word/2018/wordml" xmlns:w16du="http://schemas.microsoft.com/office/word/2023/wordml/word16du" xmlns:w16sdtdh="http://schemas.microsoft.com/office/word/2020/wordml/sdtdatahash" xmlns:w16sdtfl="http://schemas.microsoft.com/office/word/2024/wordml/sdtformatlock" xmlns:w16se="http://schemas.microsoft.com/office/word/2015/wordml/symex" mc:Ignorable="w14 w15 w16se w16cid w16 w16cex w16sdtdh w16sdtfl w16du">
   <w:docDefaults>
     <w:rPrDefault>
       <w:rPr>
@@ -2001,7 +2317,7 @@
       </w:pPr>
     </w:pPrDefault>
   </w:docDefaults>
-  <w:latentStyles w:defLockedState="0" w:defUIPriority="99" w:defSemiHidden="0" w:defUnhideWhenUsed="0" w:defQFormat="0" w:count="371">
+  <w:latentStyles w:defLockedState="0" w:defUIPriority="99" w:defSemiHidden="0" w:defUnhideWhenUsed="0" w:defQFormat="0" w:count="376">
     <w:lsdException w:name="Normal" w:uiPriority="0" w:qFormat="1"/>
     <w:lsdException w:name="heading 1" w:uiPriority="9" w:qFormat="1"/>
     <w:lsdException w:name="heading 2" w:semiHidden="1" w:uiPriority="9" w:unhideWhenUsed="1" w:qFormat="1"/>
@@ -2373,6 +2689,11 @@
     <w:lsdException w:name="List Table 5 Dark Accent 6" w:uiPriority="50"/>
     <w:lsdException w:name="List Table 6 Colorful Accent 6" w:uiPriority="51"/>
     <w:lsdException w:name="List Table 7 Colorful Accent 6" w:uiPriority="52"/>
+    <w:lsdException w:name="Mention" w:semiHidden="1" w:unhideWhenUsed="1"/>
+    <w:lsdException w:name="Smart Hyperlink" w:semiHidden="1" w:unhideWhenUsed="1"/>
+    <w:lsdException w:name="Hashtag" w:semiHidden="1" w:unhideWhenUsed="1"/>
+    <w:lsdException w:name="Unresolved Mention" w:semiHidden="1" w:unhideWhenUsed="1"/>
+    <w:lsdException w:name="Smart Link" w:semiHidden="1" w:unhideWhenUsed="1"/>
   </w:latentStyles>
   <w:style w:type="paragraph" w:default="1" w:styleId="a">
     <w:name w:val="Normal"/>
@@ -2382,6 +2703,7 @@
   <w:style w:type="character" w:default="1" w:styleId="a0">
     <w:name w:val="Default Paragraph Font"/>
     <w:uiPriority w:val="1"/>
+    <w:semiHidden/>
     <w:unhideWhenUsed/>
   </w:style>
   <w:style w:type="table" w:default="1" w:styleId="a1">
